--- a/data/templates/Ltr_to_DOR_with_Judgment.docx
+++ b/data/templates/Ltr_to_DOR_with_Judgment.docx
@@ -311,7 +311,7 @@
         <w:t>{{attorney_name}}</w:t>
         <w:tab/>
         <w:tab/>
-        <w:t>#{{attorney_bar}}</w:t>
+        <w:t>{{attorney_bar}}</w:t>
       </w:r>
     </w:p>
     <w:p>

--- a/data/templates/Ltr_to_DOR_with_Judgment.docx
+++ b/data/templates/Ltr_to_DOR_with_Judgment.docx
@@ -70,7 +70,7 @@
         <w:rPr>
           <w:rFonts w:ascii="Century Gothic" w:hAnsi="Century Gothic"/>
         </w:rPr>
-        <w:t>Facsimile: {{firm_fax}}</w:t>
+        <w:t/>
       </w:r>
     </w:p>
     <w:p>
